--- a/Kashyap-Patel-Resume.docx
+++ b/Kashyap-Patel-Resume.docx
@@ -13,25 +13,25 @@
           <w:b/>
           <w:bCs/>
           <w:color w:val="1A1A1A"/>
-          <w:sz w:val="44"/>
-          <w:szCs w:val="44"/>
+          <w:sz w:val="40"/>
+          <w:szCs w:val="40"/>
         </w:rPr>
         <w:t xml:space="preserve">KASHYAP PATEL</w:t>
       </w:r>
     </w:p>
     <w:p>
       <w:pPr>
-        <w:spacing w:after="120"/>
+        <w:spacing w:after="100"/>
         <w:jc w:val="center"/>
       </w:pPr>
       <w:r>
         <w:rPr>
           <w:rFonts w:ascii="Arial" w:cs="Arial" w:eastAsia="Arial" w:hAnsi="Arial"/>
-          <w:color w:val="555555"/>
-          <w:sz w:val="24"/>
-          <w:szCs w:val="24"/>
-        </w:rPr>
-        <w:t xml:space="preserve">Full-Stack Developer</w:t>
+          <w:color w:val="444444"/>
+          <w:sz w:val="22"/>
+          <w:szCs w:val="22"/>
+        </w:rPr>
+        <w:t xml:space="preserve">Full-Stack Developer &amp; AI Engineer</w:t>
       </w:r>
     </w:p>
     <w:p>
@@ -39,47 +39,109 @@
         <w:spacing w:after="200"/>
         <w:jc w:val="center"/>
       </w:pPr>
-      <w:r>
-        <w:rPr>
-          <w:rFonts w:ascii="Arial" w:cs="Arial" w:eastAsia="Arial" w:hAnsi="Arial"/>
-          <w:color w:val="555555"/>
+      <w:hyperlink w:history="1" r:id="rIde_f7pcpivkhwgwaky131z">
+        <w:r>
+          <w:rPr>
+            <w:rFonts w:ascii="Arial" w:cs="Arial" w:eastAsia="Arial" w:hAnsi="Arial"/>
+            <w:color w:val="1A56DB"/>
+            <w:sz w:val="19"/>
+            <w:szCs w:val="19"/>
+          </w:rPr>
+          <w:t xml:space="preserve">kashyappatel326@gmail.com</w:t>
+        </w:r>
+      </w:hyperlink>
+      <w:r>
+        <w:rPr>
+          <w:rFonts w:ascii="Arial" w:cs="Arial" w:eastAsia="Arial" w:hAnsi="Arial"/>
+          <w:color w:val="444444"/>
           <w:sz w:val="19"/>
           <w:szCs w:val="19"/>
         </w:rPr>
-        <w:t xml:space="preserve">kashyappatel326@gmail.com  |  India  |  github.com/kashyap-p  |  linkedin.com/in/kashyap-p</w:t>
-      </w:r>
+        <w:t xml:space="preserve">  |  India  |  </w:t>
+      </w:r>
+      <w:hyperlink w:history="1" r:id="rIdk_el8bjjnvtytkbl1r3lp">
+        <w:r>
+          <w:rPr>
+            <w:rFonts w:ascii="Arial" w:cs="Arial" w:eastAsia="Arial" w:hAnsi="Arial"/>
+            <w:color w:val="1A56DB"/>
+            <w:sz w:val="19"/>
+            <w:szCs w:val="19"/>
+          </w:rPr>
+          <w:t xml:space="preserve">github.com/kashyap-p</w:t>
+        </w:r>
+      </w:hyperlink>
+      <w:r>
+        <w:rPr>
+          <w:rFonts w:ascii="Arial" w:cs="Arial" w:eastAsia="Arial" w:hAnsi="Arial"/>
+          <w:color w:val="444444"/>
+          <w:sz w:val="19"/>
+          <w:szCs w:val="19"/>
+        </w:rPr>
+        <w:t xml:space="preserve">  |  </w:t>
+      </w:r>
+      <w:hyperlink w:history="1" r:id="rIdk30q6xuos2hmvfup5caka">
+        <w:r>
+          <w:rPr>
+            <w:rFonts w:ascii="Arial" w:cs="Arial" w:eastAsia="Arial" w:hAnsi="Arial"/>
+            <w:color w:val="1A56DB"/>
+            <w:sz w:val="19"/>
+            <w:szCs w:val="19"/>
+          </w:rPr>
+          <w:t xml:space="preserve">linkedin.com/in/kashyap-p</w:t>
+        </w:r>
+      </w:hyperlink>
+      <w:r>
+        <w:rPr>
+          <w:rFonts w:ascii="Arial" w:cs="Arial" w:eastAsia="Arial" w:hAnsi="Arial"/>
+          <w:color w:val="444444"/>
+          <w:sz w:val="19"/>
+          <w:szCs w:val="19"/>
+        </w:rPr>
+        <w:t xml:space="preserve">  |  </w:t>
+      </w:r>
+      <w:hyperlink w:history="1" r:id="rIdgfgblcgbdbcl30cimm1iz">
+        <w:r>
+          <w:rPr>
+            <w:rFonts w:ascii="Arial" w:cs="Arial" w:eastAsia="Arial" w:hAnsi="Arial"/>
+            <w:color w:val="1A56DB"/>
+            <w:sz w:val="19"/>
+            <w:szCs w:val="19"/>
+          </w:rPr>
+          <w:t xml:space="preserve">Portfolio</w:t>
+        </w:r>
+      </w:hyperlink>
     </w:p>
     <w:p>
       <w:pPr>
         <w:pBdr>
           <w:bottom w:val="single" w:color="1A1A1A" w:sz="6" w:space="1"/>
         </w:pBdr>
-        <w:spacing w:after="60" w:before="200"/>
-      </w:pPr>
-      <w:r>
-        <w:rPr>
-          <w:rFonts w:ascii="Arial" w:cs="Arial" w:eastAsia="Arial" w:hAnsi="Arial"/>
-          <w:b/>
-          <w:bCs/>
-          <w:color w:val="1A1A1A"/>
-          <w:sz w:val="24"/>
-          <w:szCs w:val="24"/>
+        <w:spacing w:after="40" w:before="120"/>
+      </w:pPr>
+      <w:r>
+        <w:rPr>
+          <w:rFonts w:ascii="Arial" w:cs="Arial" w:eastAsia="Arial" w:hAnsi="Arial"/>
+          <w:b/>
+          <w:bCs/>
+          <w:color w:val="1A1A1A"/>
+          <w:sz w:val="22"/>
+          <w:szCs w:val="22"/>
         </w:rPr>
         <w:t xml:space="preserve">PROFESSIONAL SUMMARY</w:t>
       </w:r>
     </w:p>
     <w:p>
       <w:pPr>
-        <w:spacing w:after="60" w:line="276"/>
-      </w:pPr>
-      <w:r>
-        <w:rPr>
-          <w:rFonts w:ascii="Arial" w:cs="Arial" w:eastAsia="Arial" w:hAnsi="Arial"/>
-          <w:color w:val="1A1A1A"/>
-          <w:sz w:val="20"/>
-          <w:szCs w:val="20"/>
-        </w:rPr>
-        <w:t xml:space="preserve">Full-Stack Developer with an engineering backbone, specializing in robust, end-to-end web applications and AI-powered workflows. 7+ years building on GitHub across the full stack — from pixel-perfect 3D interfaces (React, Three.js) to resilient backends (Node.js, Express, MongoDB) and multi-agent AI systems (LangGraph, RAG, vision models). Applied structural logic and system optimization to ship 12+ public repositories, including a 9-agent insurance claims adjudication copilot.</w:t>
+        <w:spacing w:after="40" w:line="250"/>
+      </w:pPr>
+      <w:r>
+        <w:rPr>
+          <w:rFonts w:ascii="Arial" w:cs="Arial" w:eastAsia="Arial" w:hAnsi="Arial"/>
+          <w:color w:val="1A1A1A"/>
+          <w:sz w:val="20"/>
+          <w:szCs w:val="20"/>
+        </w:rPr>
+        <w:t xml:space="preserve">Full-Stack Developer and AI Engineer with 7+ years building production web applications and multi-agent AI systems. Shipped 12+ public repositories spanning 3D interactive frontends (React, Three.js), resilient backends (Node.js, MongoDB), and LangGraph-based AI copilots with RAG and computer vision. Proven end-to-end delivery — from architecture to deployment on Vercel, Netlify, and Render.</w:t>
       </w:r>
     </w:p>
     <w:p>
@@ -87,23 +149,23 @@
         <w:pBdr>
           <w:bottom w:val="single" w:color="1A1A1A" w:sz="6" w:space="1"/>
         </w:pBdr>
-        <w:spacing w:after="60" w:before="200"/>
-      </w:pPr>
-      <w:r>
-        <w:rPr>
-          <w:rFonts w:ascii="Arial" w:cs="Arial" w:eastAsia="Arial" w:hAnsi="Arial"/>
-          <w:b/>
-          <w:bCs/>
-          <w:color w:val="1A1A1A"/>
-          <w:sz w:val="24"/>
-          <w:szCs w:val="24"/>
+        <w:spacing w:after="40" w:before="120"/>
+      </w:pPr>
+      <w:r>
+        <w:rPr>
+          <w:rFonts w:ascii="Arial" w:cs="Arial" w:eastAsia="Arial" w:hAnsi="Arial"/>
+          <w:b/>
+          <w:bCs/>
+          <w:color w:val="1A1A1A"/>
+          <w:sz w:val="22"/>
+          <w:szCs w:val="22"/>
         </w:rPr>
         <w:t xml:space="preserve">TECHNICAL SKILLS</w:t>
       </w:r>
     </w:p>
     <w:p>
       <w:pPr>
-        <w:spacing w:after="50" w:line="276"/>
+        <w:spacing w:after="30" w:line="250"/>
       </w:pPr>
       <w:r>
         <w:rPr>
@@ -123,12 +185,12 @@
           <w:sz w:val="20"/>
           <w:szCs w:val="20"/>
         </w:rPr>
-        <w:t xml:space="preserve">TypeScript, JavaScript, Python, SQL</w:t>
-      </w:r>
-    </w:p>
-    <w:p>
-      <w:pPr>
-        <w:spacing w:after="50" w:line="276"/>
+        <w:t xml:space="preserve">TypeScript, JavaScript, Python, SQL, HTML5, CSS3</w:t>
+      </w:r>
+    </w:p>
+    <w:p>
+      <w:pPr>
+        <w:spacing w:after="30" w:line="250"/>
       </w:pPr>
       <w:r>
         <w:rPr>
@@ -148,12 +210,12 @@
           <w:sz w:val="20"/>
           <w:szCs w:val="20"/>
         </w:rPr>
-        <w:t xml:space="preserve">React, Next.js (16), Three.js, React Three Fiber, Tailwind CSS, HTML5, CSS3</w:t>
-      </w:r>
-    </w:p>
-    <w:p>
-      <w:pPr>
-        <w:spacing w:after="50" w:line="276"/>
+        <w:t xml:space="preserve">React 19, Next.js 16 (App Router), Three.js, React Three Fiber, Tailwind CSS 4, Framer Motion, shadcn/ui</w:t>
+      </w:r>
+    </w:p>
+    <w:p>
+      <w:pPr>
+        <w:spacing w:after="30" w:line="250"/>
       </w:pPr>
       <w:r>
         <w:rPr>
@@ -173,12 +235,12 @@
           <w:sz w:val="20"/>
           <w:szCs w:val="20"/>
         </w:rPr>
-        <w:t xml:space="preserve">Node.js, Express, REST API Design, Prisma ORM, Passport.js</w:t>
-      </w:r>
-    </w:p>
-    <w:p>
-      <w:pPr>
-        <w:spacing w:after="50" w:line="276"/>
+        <w:t xml:space="preserve">Node.js, Express.js, REST API Design, WebSockets, Prisma ORM, Passport.js (JWT Auth)</w:t>
+      </w:r>
+    </w:p>
+    <w:p>
+      <w:pPr>
+        <w:spacing w:after="30" w:line="250"/>
       </w:pPr>
       <w:r>
         <w:rPr>
@@ -198,12 +260,12 @@
           <w:sz w:val="20"/>
           <w:szCs w:val="20"/>
         </w:rPr>
-        <w:t xml:space="preserve">LangGraph, Multi-Agent Workflows, RAG, Vision Models, LLM Integration, Fraud Detection</w:t>
-      </w:r>
-    </w:p>
-    <w:p>
-      <w:pPr>
-        <w:spacing w:after="50" w:line="276"/>
+        <w:t xml:space="preserve">LangGraph, Multi-Agent Orchestration, Retrieval-Augmented Generation (RAG), Vision-Language Models, LLM Integration, Fraud Detection</w:t>
+      </w:r>
+    </w:p>
+    <w:p>
+      <w:pPr>
+        <w:spacing w:after="30" w:line="250"/>
       </w:pPr>
       <w:r>
         <w:rPr>
@@ -228,7 +290,7 @@
     </w:p>
     <w:p>
       <w:pPr>
-        <w:spacing w:after="50" w:line="276"/>
+        <w:spacing w:after="30" w:line="250"/>
       </w:pPr>
       <w:r>
         <w:rPr>
@@ -248,7 +310,7 @@
           <w:sz w:val="20"/>
           <w:szCs w:val="20"/>
         </w:rPr>
-        <w:t xml:space="preserve">Git, GitHub, Docker, CI/CD, Vercel, Netlify, Render</w:t>
+        <w:t xml:space="preserve">Git, GitHub Actions, Docker, CI/CD, Vercel, Netlify, Render, Bun</w:t>
       </w:r>
     </w:p>
     <w:p>
@@ -256,16 +318,16 @@
         <w:pBdr>
           <w:bottom w:val="single" w:color="1A1A1A" w:sz="6" w:space="1"/>
         </w:pBdr>
-        <w:spacing w:after="60" w:before="200"/>
-      </w:pPr>
-      <w:r>
-        <w:rPr>
-          <w:rFonts w:ascii="Arial" w:cs="Arial" w:eastAsia="Arial" w:hAnsi="Arial"/>
-          <w:b/>
-          <w:bCs/>
-          <w:color w:val="1A1A1A"/>
-          <w:sz w:val="24"/>
-          <w:szCs w:val="24"/>
+        <w:spacing w:after="40" w:before="120"/>
+      </w:pPr>
+      <w:r>
+        <w:rPr>
+          <w:rFonts w:ascii="Arial" w:cs="Arial" w:eastAsia="Arial" w:hAnsi="Arial"/>
+          <w:b/>
+          <w:bCs/>
+          <w:color w:val="1A1A1A"/>
+          <w:sz w:val="22"/>
+          <w:szCs w:val="22"/>
         </w:rPr>
         <w:t xml:space="preserve">EXPERIENCE</w:t>
       </w:r>
@@ -288,14 +350,14 @@
     </w:p>
     <w:p>
       <w:pPr>
-        <w:spacing w:after="60"/>
+        <w:spacing w:after="40"/>
       </w:pPr>
       <w:r>
         <w:rPr>
           <w:rFonts w:ascii="Arial" w:cs="Arial" w:eastAsia="Arial" w:hAnsi="Arial"/>
           <w:i/>
           <w:iCs/>
-          <w:color w:val="555555"/>
+          <w:color w:val="444444"/>
           <w:sz w:val="19"/>
           <w:szCs w:val="19"/>
         </w:rPr>
@@ -304,7 +366,7 @@
     </w:p>
     <w:p>
       <w:pPr>
-        <w:spacing w:after="40" w:line="276"/>
+        <w:spacing w:after="20" w:line="250"/>
         <w:ind w:left="360" w:hanging="200"/>
       </w:pPr>
       <w:r>
@@ -323,12 +385,12 @@
           <w:sz w:val="20"/>
           <w:szCs w:val="20"/>
         </w:rPr>
-        <w:t xml:space="preserve">Designed and built ClaimSight, a multi-modal multi-agent insurance claims adjudication copilot orchestrating a 9-agent LangGraph-style workflow with RAG, computer-vision damage assessment, fraud detection, and traceable cited decisions.</w:t>
-      </w:r>
-    </w:p>
-    <w:p>
-      <w:pPr>
-        <w:spacing w:after="40" w:line="276"/>
+        <w:t xml:space="preserve">Architected and shipped ClaimSight, a 9-agent LangGraph workflow automating insurance claims adjudication with RAG, computer-vision damage assessment, and fraud detection — delivering cited, traceable decisions that reduce manual review overhead.</w:t>
+      </w:r>
+    </w:p>
+    <w:p>
+      <w:pPr>
+        <w:spacing w:after="20" w:line="250"/>
         <w:ind w:left="360" w:hanging="200"/>
       </w:pPr>
       <w:r>
@@ -347,12 +409,12 @@
           <w:sz w:val="20"/>
           <w:szCs w:val="20"/>
         </w:rPr>
-        <w:t xml:space="preserve">Integrated vision-language models for automated damage assessment and policy-document retrieval using retrieval-augmented generation (RAG).</w:t>
-      </w:r>
-    </w:p>
-    <w:p>
-      <w:pPr>
-        <w:spacing w:after="40" w:line="276"/>
+        <w:t xml:space="preserve">Integrated vision-language models to assess claim-photo damage severity and retrieve cited policy-document evidence via retrieval-augmented generation (RAG), enabling explainable AI decisions.</w:t>
+      </w:r>
+    </w:p>
+    <w:p>
+      <w:pPr>
+        <w:spacing w:after="20" w:line="250"/>
         <w:ind w:left="360" w:hanging="200"/>
       </w:pPr>
       <w:r>
@@ -371,12 +433,12 @@
           <w:sz w:val="20"/>
           <w:szCs w:val="20"/>
         </w:rPr>
-        <w:t xml:space="preserve">Built an interactive 3D portfolio website using Next.js 16, React Three Fiber, and Three.js with real-time WebGL rendering and mouse-parallax camera interaction.</w:t>
-      </w:r>
-    </w:p>
-    <w:p>
-      <w:pPr>
-        <w:spacing w:after="80"/>
+        <w:t xml:space="preserve">Engineered an interactive 3D portfolio with Next.js 16, React Three Fiber, and WebGL, achieving smooth real-time rendering with mouse-parallax camera interaction.</w:t>
+      </w:r>
+    </w:p>
+    <w:p>
+      <w:pPr>
+        <w:spacing w:after="40"/>
       </w:pPr>
     </w:p>
     <w:p>
@@ -397,14 +459,14 @@
     </w:p>
     <w:p>
       <w:pPr>
-        <w:spacing w:after="60"/>
+        <w:spacing w:after="40"/>
       </w:pPr>
       <w:r>
         <w:rPr>
           <w:rFonts w:ascii="Arial" w:cs="Arial" w:eastAsia="Arial" w:hAnsi="Arial"/>
           <w:i/>
           <w:iCs/>
-          <w:color w:val="555555"/>
+          <w:color w:val="444444"/>
           <w:sz w:val="19"/>
           <w:szCs w:val="19"/>
         </w:rPr>
@@ -413,7 +475,7 @@
     </w:p>
     <w:p>
       <w:pPr>
-        <w:spacing w:after="40" w:line="276"/>
+        <w:spacing w:after="20" w:line="250"/>
         <w:ind w:left="360" w:hanging="200"/>
       </w:pPr>
       <w:r>
@@ -432,12 +494,12 @@
           <w:sz w:val="20"/>
           <w:szCs w:val="20"/>
         </w:rPr>
-        <w:t xml:space="preserve">Developed and deployed Wanderlust, a full-stack travel listings platform using Node.js, Express, and MongoDB with authentication, map integration, and image uploads (deployed on Render).</w:t>
-      </w:r>
-    </w:p>
-    <w:p>
-      <w:pPr>
-        <w:spacing w:after="40" w:line="276"/>
+        <w:t xml:space="preserve">Built and deployed Wanderlust, a full-stack MERN travel platform with JWT authentication, geolocation maps, and Cloudinary image uploads — serving live traffic on Render.</w:t>
+      </w:r>
+    </w:p>
+    <w:p>
+      <w:pPr>
+        <w:spacing w:after="20" w:line="250"/>
         <w:ind w:left="360" w:hanging="200"/>
       </w:pPr>
       <w:r>
@@ -456,12 +518,12 @@
           <w:sz w:val="20"/>
           <w:szCs w:val="20"/>
         </w:rPr>
-        <w:t xml:space="preserve">Built a live weather dashboard with glassmorphism UI, dynamic weather-reactive backgrounds, city autocomplete, and particle effects using React, Vite, and the Open-Meteo API.</w:t>
-      </w:r>
-    </w:p>
-    <w:p>
-      <w:pPr>
-        <w:spacing w:after="40" w:line="276"/>
+        <w:t xml:space="preserve">Developed a real-time weather dashboard (React, Vite) consuming the Open-Meteo API with a glassmorphism UI, weather-reactive dynamic backgrounds, and Canvas-based particle effects.</w:t>
+      </w:r>
+    </w:p>
+    <w:p>
+      <w:pPr>
+        <w:spacing w:after="20" w:line="250"/>
         <w:ind w:left="360" w:hanging="200"/>
       </w:pPr>
       <w:r>
@@ -480,12 +542,12 @@
           <w:sz w:val="20"/>
           <w:szCs w:val="20"/>
         </w:rPr>
-        <w:t xml:space="preserve">Implemented dynamic GitHub API integration for auto-syncing repository lists with 10-minute caching and rate-limit-protected refresh.</w:t>
-      </w:r>
-    </w:p>
-    <w:p>
-      <w:pPr>
-        <w:spacing w:after="80"/>
+        <w:t xml:space="preserve">Implemented a live GitHub API integration with 10-minute caching and rate-limit-protected refresh, auto-syncing 12+ repositories with zero manual maintenance.</w:t>
+      </w:r>
+    </w:p>
+    <w:p>
+      <w:pPr>
+        <w:spacing w:after="40"/>
       </w:pPr>
     </w:p>
     <w:p>
@@ -506,14 +568,14 @@
     </w:p>
     <w:p>
       <w:pPr>
-        <w:spacing w:after="60"/>
+        <w:spacing w:after="40"/>
       </w:pPr>
       <w:r>
         <w:rPr>
           <w:rFonts w:ascii="Arial" w:cs="Arial" w:eastAsia="Arial" w:hAnsi="Arial"/>
           <w:i/>
           <w:iCs/>
-          <w:color w:val="555555"/>
+          <w:color w:val="444444"/>
           <w:sz w:val="19"/>
           <w:szCs w:val="19"/>
         </w:rPr>
@@ -522,7 +584,7 @@
     </w:p>
     <w:p>
       <w:pPr>
-        <w:spacing w:after="40" w:line="276"/>
+        <w:spacing w:after="20" w:line="250"/>
         <w:ind w:left="360" w:hanging="200"/>
       </w:pPr>
       <w:r>
@@ -541,12 +603,12 @@
           <w:sz w:val="20"/>
           <w:szCs w:val="20"/>
         </w:rPr>
-        <w:t xml:space="preserve">Built a React task management application with priority-based task lists and status tracking.</w:t>
-      </w:r>
-    </w:p>
-    <w:p>
-      <w:pPr>
-        <w:spacing w:after="40" w:line="276"/>
+        <w:t xml:space="preserve">Engineered a React task management app with priority-queued lists, status tracking, and persistent state management — adopted as a daily personal productivity tool.</w:t>
+      </w:r>
+    </w:p>
+    <w:p>
+      <w:pPr>
+        <w:spacing w:after="20" w:line="250"/>
         <w:ind w:left="360" w:hanging="200"/>
       </w:pPr>
       <w:r>
@@ -565,12 +627,12 @@
           <w:sz w:val="20"/>
           <w:szCs w:val="20"/>
         </w:rPr>
-        <w:t xml:space="preserve">Developed vanilla JavaScript projects including an IMDB clone and alarm clock utility, cementing component architecture and DOM manipulation fundamentals.</w:t>
-      </w:r>
-    </w:p>
-    <w:p>
-      <w:pPr>
-        <w:spacing w:after="40" w:line="276"/>
+        <w:t xml:space="preserve">Built 5+ responsive web applications (IMDB clone, alarm clock, tech-news, todo) in vanilla JavaScript, mastering DOM manipulation, async data fetching, and mobile-first layouts.</w:t>
+      </w:r>
+    </w:p>
+    <w:p>
+      <w:pPr>
+        <w:spacing w:after="20" w:line="250"/>
         <w:ind w:left="360" w:hanging="200"/>
       </w:pPr>
       <w:r>
@@ -589,12 +651,12 @@
           <w:sz w:val="20"/>
           <w:szCs w:val="20"/>
         </w:rPr>
-        <w:t xml:space="preserve">Created responsive static sites (tech-news, todo app) with HTML, CSS, and JavaScript deployed via GitHub Pages.</w:t>
-      </w:r>
-    </w:p>
-    <w:p>
-      <w:pPr>
-        <w:spacing w:after="80"/>
+        <w:t xml:space="preserve">Deployed static sites via GitHub Pages with optimized assets, achieving sub-2-second load times on mobile networks.</w:t>
+      </w:r>
+    </w:p>
+    <w:p>
+      <w:pPr>
+        <w:spacing w:after="40"/>
       </w:pPr>
     </w:p>
     <w:p>
@@ -602,16 +664,16 @@
         <w:pBdr>
           <w:bottom w:val="single" w:color="1A1A1A" w:sz="6" w:space="1"/>
         </w:pBdr>
-        <w:spacing w:after="60" w:before="200"/>
-      </w:pPr>
-      <w:r>
-        <w:rPr>
-          <w:rFonts w:ascii="Arial" w:cs="Arial" w:eastAsia="Arial" w:hAnsi="Arial"/>
-          <w:b/>
-          <w:bCs/>
-          <w:color w:val="1A1A1A"/>
-          <w:sz w:val="24"/>
-          <w:szCs w:val="24"/>
+        <w:spacing w:after="40" w:before="120"/>
+      </w:pPr>
+      <w:r>
+        <w:rPr>
+          <w:rFonts w:ascii="Arial" w:cs="Arial" w:eastAsia="Arial" w:hAnsi="Arial"/>
+          <w:b/>
+          <w:bCs/>
+          <w:color w:val="1A1A1A"/>
+          <w:sz w:val="22"/>
+          <w:szCs w:val="22"/>
         </w:rPr>
         <w:t xml:space="preserve">KEY PROJECTS</w:t>
       </w:r>
@@ -634,7 +696,7 @@
       <w:r>
         <w:rPr>
           <w:rFonts w:ascii="Arial" w:cs="Arial" w:eastAsia="Arial" w:hAnsi="Arial"/>
-          <w:color w:val="555555"/>
+          <w:color w:val="444444"/>
           <w:sz w:val="18"/>
           <w:szCs w:val="18"/>
         </w:rPr>
@@ -643,23 +705,43 @@
     </w:p>
     <w:p>
       <w:pPr>
-        <w:spacing w:after="60"/>
-      </w:pPr>
-      <w:r>
-        <w:rPr>
-          <w:rFonts w:ascii="Arial" w:cs="Arial" w:eastAsia="Arial" w:hAnsi="Arial"/>
-          <w:i/>
-          <w:iCs/>
-          <w:color w:val="555555"/>
+        <w:spacing w:after="40"/>
+      </w:pPr>
+      <w:hyperlink w:history="1" r:id="rIdlqpaaqd-4ksk3qrehp8lq">
+        <w:r>
+          <w:rPr>
+            <w:rFonts w:ascii="Arial" w:cs="Arial" w:eastAsia="Arial" w:hAnsi="Arial"/>
+            <w:color w:val="1A56DB"/>
+            <w:sz w:val="18"/>
+            <w:szCs w:val="18"/>
+          </w:rPr>
+          <w:t xml:space="preserve">github.com/kashyap-p/claimsight</w:t>
+        </w:r>
+      </w:hyperlink>
+      <w:r>
+        <w:rPr>
+          <w:rFonts w:ascii="Arial" w:cs="Arial" w:eastAsia="Arial" w:hAnsi="Arial"/>
+          <w:color w:val="444444"/>
           <w:sz w:val="19"/>
           <w:szCs w:val="19"/>
         </w:rPr>
-        <w:t xml:space="preserve">github.com/kashyap-p/claimsight  |  Live: claimsight-steel.vercel.app</w:t>
-      </w:r>
-    </w:p>
-    <w:p>
-      <w:pPr>
-        <w:spacing w:after="40" w:line="276"/>
+        <w:t xml:space="preserve">  |  </w:t>
+      </w:r>
+      <w:hyperlink w:history="1" r:id="rIdvysmopxc_7pl4rnhv9bdj">
+        <w:r>
+          <w:rPr>
+            <w:rFonts w:ascii="Arial" w:cs="Arial" w:eastAsia="Arial" w:hAnsi="Arial"/>
+            <w:color w:val="1A56DB"/>
+            <w:sz w:val="18"/>
+            <w:szCs w:val="18"/>
+          </w:rPr>
+          <w:t xml:space="preserve">Live Demo</w:t>
+        </w:r>
+      </w:hyperlink>
+    </w:p>
+    <w:p>
+      <w:pPr>
+        <w:spacing w:after="20" w:line="250"/>
         <w:ind w:left="360" w:hanging="200"/>
       </w:pPr>
       <w:r>
@@ -678,12 +760,12 @@
           <w:sz w:val="20"/>
           <w:szCs w:val="20"/>
         </w:rPr>
-        <w:t xml:space="preserve">Multi-agent AI copilot with 9 specialized agents in a coordinated LangGraph workflow for insurance claims adjudication with cited, traceable decisions.</w:t>
-      </w:r>
-    </w:p>
-    <w:p>
-      <w:pPr>
-        <w:spacing w:after="60"/>
+        <w:t xml:space="preserve">9-agent LangGraph copilot automating insurance claims adjudication with vision-based damage assessment, RAG over policy documents, and fraud detection with cited reasoning. Deployed on Vercel.</w:t>
+      </w:r>
+    </w:p>
+    <w:p>
+      <w:pPr>
+        <w:spacing w:after="40"/>
       </w:pPr>
     </w:p>
     <w:p>
@@ -704,7 +786,7 @@
       <w:r>
         <w:rPr>
           <w:rFonts w:ascii="Arial" w:cs="Arial" w:eastAsia="Arial" w:hAnsi="Arial"/>
-          <w:color w:val="555555"/>
+          <w:color w:val="444444"/>
           <w:sz w:val="18"/>
           <w:szCs w:val="18"/>
         </w:rPr>
@@ -713,23 +795,43 @@
     </w:p>
     <w:p>
       <w:pPr>
-        <w:spacing w:after="60"/>
-      </w:pPr>
-      <w:r>
-        <w:rPr>
-          <w:rFonts w:ascii="Arial" w:cs="Arial" w:eastAsia="Arial" w:hAnsi="Arial"/>
-          <w:i/>
-          <w:iCs/>
-          <w:color w:val="555555"/>
+        <w:spacing w:after="40"/>
+      </w:pPr>
+      <w:hyperlink w:history="1" r:id="rIdiryojcqoj_34n11no_av8">
+        <w:r>
+          <w:rPr>
+            <w:rFonts w:ascii="Arial" w:cs="Arial" w:eastAsia="Arial" w:hAnsi="Arial"/>
+            <w:color w:val="1A56DB"/>
+            <w:sz w:val="18"/>
+            <w:szCs w:val="18"/>
+          </w:rPr>
+          <w:t xml:space="preserve">github.com/kashyap-p/weather-tracker</w:t>
+        </w:r>
+      </w:hyperlink>
+      <w:r>
+        <w:rPr>
+          <w:rFonts w:ascii="Arial" w:cs="Arial" w:eastAsia="Arial" w:hAnsi="Arial"/>
+          <w:color w:val="444444"/>
           <w:sz w:val="19"/>
           <w:szCs w:val="19"/>
         </w:rPr>
-        <w:t xml:space="preserve">github.com/kashyap-p/weather-tracker  |  Live: kashyap-p.github.io/weather-tracker</w:t>
-      </w:r>
-    </w:p>
-    <w:p>
-      <w:pPr>
-        <w:spacing w:after="40" w:line="276"/>
+        <w:t xml:space="preserve">  |  </w:t>
+      </w:r>
+      <w:hyperlink w:history="1" r:id="rId4gdf7-qtesdiecrjqzrhg">
+        <w:r>
+          <w:rPr>
+            <w:rFonts w:ascii="Arial" w:cs="Arial" w:eastAsia="Arial" w:hAnsi="Arial"/>
+            <w:color w:val="1A56DB"/>
+            <w:sz w:val="18"/>
+            <w:szCs w:val="18"/>
+          </w:rPr>
+          <w:t xml:space="preserve">Live Demo</w:t>
+        </w:r>
+      </w:hyperlink>
+    </w:p>
+    <w:p>
+      <w:pPr>
+        <w:spacing w:after="20" w:line="250"/>
         <w:ind w:left="360" w:hanging="200"/>
       </w:pPr>
       <w:r>
@@ -748,12 +850,12 @@
           <w:sz w:val="20"/>
           <w:szCs w:val="20"/>
         </w:rPr>
-        <w:t xml:space="preserve">Glassmorphism weather dashboard with dynamic backgrounds, city autocomplete, and ambient particle effects.</w:t>
-      </w:r>
-    </w:p>
-    <w:p>
-      <w:pPr>
-        <w:spacing w:after="60"/>
+        <w:t xml:space="preserve">Glassmorphism weather dashboard with weather-reactive dynamic backgrounds, city autocomplete search, and ambient Canvas particle effects. Deployed on GitHub Pages.</w:t>
+      </w:r>
+    </w:p>
+    <w:p>
+      <w:pPr>
+        <w:spacing w:after="40"/>
       </w:pPr>
     </w:p>
     <w:p>
@@ -774,7 +876,7 @@
       <w:r>
         <w:rPr>
           <w:rFonts w:ascii="Arial" w:cs="Arial" w:eastAsia="Arial" w:hAnsi="Arial"/>
-          <w:color w:val="555555"/>
+          <w:color w:val="444444"/>
           <w:sz w:val="18"/>
           <w:szCs w:val="18"/>
         </w:rPr>
@@ -783,23 +885,43 @@
     </w:p>
     <w:p>
       <w:pPr>
-        <w:spacing w:after="60"/>
-      </w:pPr>
-      <w:r>
-        <w:rPr>
-          <w:rFonts w:ascii="Arial" w:cs="Arial" w:eastAsia="Arial" w:hAnsi="Arial"/>
-          <w:i/>
-          <w:iCs/>
-          <w:color w:val="555555"/>
+        <w:spacing w:after="40"/>
+      </w:pPr>
+      <w:hyperlink w:history="1" r:id="rId9ym5b0dzy9pjzkam3tggu">
+        <w:r>
+          <w:rPr>
+            <w:rFonts w:ascii="Arial" w:cs="Arial" w:eastAsia="Arial" w:hAnsi="Arial"/>
+            <w:color w:val="1A56DB"/>
+            <w:sz w:val="18"/>
+            <w:szCs w:val="18"/>
+          </w:rPr>
+          <w:t xml:space="preserve">github.com/kashyap-p/Wanderlust</w:t>
+        </w:r>
+      </w:hyperlink>
+      <w:r>
+        <w:rPr>
+          <w:rFonts w:ascii="Arial" w:cs="Arial" w:eastAsia="Arial" w:hAnsi="Arial"/>
+          <w:color w:val="444444"/>
           <w:sz w:val="19"/>
           <w:szCs w:val="19"/>
         </w:rPr>
-        <w:t xml:space="preserve">github.com/kashyap-p/Wanderlust---Nodejs-Project  |  Live: wanderlust-nodejs-project.onrender.com</w:t>
-      </w:r>
-    </w:p>
-    <w:p>
-      <w:pPr>
-        <w:spacing w:after="40" w:line="276"/>
+        <w:t xml:space="preserve">  |  </w:t>
+      </w:r>
+      <w:hyperlink w:history="1" r:id="rIda3ol45norfoflejvvrw2s">
+        <w:r>
+          <w:rPr>
+            <w:rFonts w:ascii="Arial" w:cs="Arial" w:eastAsia="Arial" w:hAnsi="Arial"/>
+            <w:color w:val="1A56DB"/>
+            <w:sz w:val="18"/>
+            <w:szCs w:val="18"/>
+          </w:rPr>
+          <w:t xml:space="preserve">Live Demo</w:t>
+        </w:r>
+      </w:hyperlink>
+    </w:p>
+    <w:p>
+      <w:pPr>
+        <w:spacing w:after="20" w:line="250"/>
         <w:ind w:left="360" w:hanging="200"/>
       </w:pPr>
       <w:r>
@@ -818,81 +940,17 @@
           <w:sz w:val="20"/>
           <w:szCs w:val="20"/>
         </w:rPr>
-        <w:t xml:space="preserve">Full-stack travel listings platform with CRUD operations, authentication, map and image upload integration.</w:t>
-      </w:r>
-    </w:p>
-    <w:p>
-      <w:pPr>
-        <w:spacing w:after="60"/>
-      </w:pPr>
-    </w:p>
-    <w:p>
-      <w:pPr>
-        <w:pBdr>
-          <w:bottom w:val="single" w:color="1A1A1A" w:sz="6" w:space="1"/>
-        </w:pBdr>
-        <w:spacing w:after="60" w:before="200"/>
-      </w:pPr>
-      <w:r>
-        <w:rPr>
-          <w:rFonts w:ascii="Arial" w:cs="Arial" w:eastAsia="Arial" w:hAnsi="Arial"/>
-          <w:b/>
-          <w:bCs/>
-          <w:color w:val="1A1A1A"/>
-          <w:sz w:val="24"/>
-          <w:szCs w:val="24"/>
-        </w:rPr>
-        <w:t xml:space="preserve">GITHUB &amp; ONLINE PRESENCE</w:t>
-      </w:r>
-    </w:p>
-    <w:p>
-      <w:pPr>
-        <w:spacing w:after="50" w:line="276"/>
-      </w:pPr>
-      <w:r>
-        <w:rPr>
-          <w:rFonts w:ascii="Arial" w:cs="Arial" w:eastAsia="Arial" w:hAnsi="Arial"/>
-          <w:b/>
-          <w:bCs/>
-          <w:color w:val="1A1A1A"/>
-          <w:sz w:val="20"/>
-          <w:szCs w:val="20"/>
-        </w:rPr>
-        <w:t xml:space="preserve">GitHub: </w:t>
-      </w:r>
-      <w:r>
-        <w:rPr>
-          <w:rFonts w:ascii="Arial" w:cs="Arial" w:eastAsia="Arial" w:hAnsi="Arial"/>
-          <w:color w:val="1A1A1A"/>
-          <w:sz w:val="20"/>
-          <w:szCs w:val="20"/>
-        </w:rPr>
-        <w:t xml:space="preserve">github.com/kashyap-p — 12 public repositories, 7+ years active (member since 2018)</w:t>
-      </w:r>
-      <w:r>
-        <w:rPr>
-          <w:rFonts w:ascii="Arial" w:cs="Arial" w:eastAsia="Arial" w:hAnsi="Arial"/>
-          <w:b/>
-          <w:bCs/>
-          <w:color w:val="1A1A1A"/>
-          <w:sz w:val="20"/>
-          <w:szCs w:val="20"/>
-        </w:rPr>
-        <w:t xml:space="preserve">    LinkedIn: </w:t>
-      </w:r>
-      <w:r>
-        <w:rPr>
-          <w:rFonts w:ascii="Arial" w:cs="Arial" w:eastAsia="Arial" w:hAnsi="Arial"/>
-          <w:color w:val="1A1A1A"/>
-          <w:sz w:val="20"/>
-          <w:szCs w:val="20"/>
-        </w:rPr>
-        <w:t xml:space="preserve">linkedin.com/in/kashyap-p</w:t>
-      </w:r>
+        <w:t xml:space="preserve">Full-stack MERN travel listings platform with CRUD operations, JWT authentication, map geolocation, and image upload integration. Deployed on Render.</w:t>
+      </w:r>
+    </w:p>
+    <w:p>
+      <w:pPr>
+        <w:spacing w:after="40"/>
+      </w:pPr>
     </w:p>
     <w:sectPr>
       <w:pgSz w:w="11906" w:h="16838" w:orient="portrait"/>
-      <w:pgMar w:top="863" w:right="863" w:bottom="863" w:left="863" w:header="708" w:footer="708" w:gutter="0"/>
+      <w:pgMar w:top="720" w:right="720" w:bottom="720" w:left="720" w:header="708" w:footer="708" w:gutter="0"/>
       <w:pgNumType/>
       <w:docGrid w:linePitch="360"/>
     </w:sectPr>
@@ -1085,7 +1143,7 @@
     </w:rPrDefault>
     <w:pPrDefault>
       <w:pPr>
-        <w:spacing w:line="276"/>
+        <w:spacing w:line="250"/>
       </w:pPr>
     </w:pPrDefault>
   </w:docDefaults>

--- a/Kashyap-Patel-Resume.docx
+++ b/Kashyap-Patel-Resume.docx
@@ -39,7 +39,7 @@
         <w:spacing w:after="200"/>
         <w:jc w:val="center"/>
       </w:pPr>
-      <w:hyperlink w:history="1" r:id="rIde_f7pcpivkhwgwaky131z">
+      <w:hyperlink w:history="1" r:id="rIdwjp7n8cvmljvqzr-xvr1w">
         <w:r>
           <w:rPr>
             <w:rFonts w:ascii="Arial" w:cs="Arial" w:eastAsia="Arial" w:hAnsi="Arial"/>
@@ -59,7 +59,7 @@
         </w:rPr>
         <w:t xml:space="preserve">  |  India  |  </w:t>
       </w:r>
-      <w:hyperlink w:history="1" r:id="rIdk_el8bjjnvtytkbl1r3lp">
+      <w:hyperlink w:history="1" r:id="rIdiecpxsvbjs438zgptato7">
         <w:r>
           <w:rPr>
             <w:rFonts w:ascii="Arial" w:cs="Arial" w:eastAsia="Arial" w:hAnsi="Arial"/>
@@ -79,7 +79,7 @@
         </w:rPr>
         <w:t xml:space="preserve">  |  </w:t>
       </w:r>
-      <w:hyperlink w:history="1" r:id="rIdk30q6xuos2hmvfup5caka">
+      <w:hyperlink w:history="1" r:id="rId4tgkfbjq50kepy220hhmu">
         <w:r>
           <w:rPr>
             <w:rFonts w:ascii="Arial" w:cs="Arial" w:eastAsia="Arial" w:hAnsi="Arial"/>
@@ -99,7 +99,7 @@
         </w:rPr>
         <w:t xml:space="preserve">  |  </w:t>
       </w:r>
-      <w:hyperlink w:history="1" r:id="rIdgfgblcgbdbcl30cimm1iz">
+      <w:hyperlink w:history="1" r:id="rIdjtv8qarzrzb-apnw6gvrw">
         <w:r>
           <w:rPr>
             <w:rFonts w:ascii="Arial" w:cs="Arial" w:eastAsia="Arial" w:hAnsi="Arial"/>
@@ -707,7 +707,7 @@
       <w:pPr>
         <w:spacing w:after="40"/>
       </w:pPr>
-      <w:hyperlink w:history="1" r:id="rIdlqpaaqd-4ksk3qrehp8lq">
+      <w:hyperlink w:history="1" r:id="rIdxwjap6cljbl1yffdrpcxb">
         <w:r>
           <w:rPr>
             <w:rFonts w:ascii="Arial" w:cs="Arial" w:eastAsia="Arial" w:hAnsi="Arial"/>
@@ -727,7 +727,7 @@
         </w:rPr>
         <w:t xml:space="preserve">  |  </w:t>
       </w:r>
-      <w:hyperlink w:history="1" r:id="rIdvysmopxc_7pl4rnhv9bdj">
+      <w:hyperlink w:history="1" r:id="rId3e-fawibuywwdm2dnf5iq">
         <w:r>
           <w:rPr>
             <w:rFonts w:ascii="Arial" w:cs="Arial" w:eastAsia="Arial" w:hAnsi="Arial"/>
@@ -797,7 +797,7 @@
       <w:pPr>
         <w:spacing w:after="40"/>
       </w:pPr>
-      <w:hyperlink w:history="1" r:id="rIdiryojcqoj_34n11no_av8">
+      <w:hyperlink w:history="1" r:id="rId7kpbamoyxmweq4ewfqhwq">
         <w:r>
           <w:rPr>
             <w:rFonts w:ascii="Arial" w:cs="Arial" w:eastAsia="Arial" w:hAnsi="Arial"/>
@@ -817,7 +817,7 @@
         </w:rPr>
         <w:t xml:space="preserve">  |  </w:t>
       </w:r>
-      <w:hyperlink w:history="1" r:id="rId4gdf7-qtesdiecrjqzrhg">
+      <w:hyperlink w:history="1" r:id="rIdky4yoiknwga2jihy7kr7k">
         <w:r>
           <w:rPr>
             <w:rFonts w:ascii="Arial" w:cs="Arial" w:eastAsia="Arial" w:hAnsi="Arial"/>
@@ -887,7 +887,7 @@
       <w:pPr>
         <w:spacing w:after="40"/>
       </w:pPr>
-      <w:hyperlink w:history="1" r:id="rId9ym5b0dzy9pjzkam3tggu">
+      <w:hyperlink w:history="1" r:id="rIdveppvabmsgtmdxeqmjjfy">
         <w:r>
           <w:rPr>
             <w:rFonts w:ascii="Arial" w:cs="Arial" w:eastAsia="Arial" w:hAnsi="Arial"/>
@@ -907,7 +907,7 @@
         </w:rPr>
         <w:t xml:space="preserve">  |  </w:t>
       </w:r>
-      <w:hyperlink w:history="1" r:id="rIda3ol45norfoflejvvrw2s">
+      <w:hyperlink w:history="1" r:id="rId6di3l3xrhfenpunoix76m">
         <w:r>
           <w:rPr>
             <w:rFonts w:ascii="Arial" w:cs="Arial" w:eastAsia="Arial" w:hAnsi="Arial"/>
@@ -940,7 +940,7 @@
           <w:sz w:val="20"/>
           <w:szCs w:val="20"/>
         </w:rPr>
-        <w:t xml:space="preserve">Full-stack MERN travel listings platform with CRUD operations, JWT authentication, map geolocation, and image upload integration. Deployed on Render.</w:t>
+        <w:t xml:space="preserve">Full-stack MERN travel listings platform with CRUD operations, JWT authentication, map geolocation, and image upload integration. Deployed on Vercel.</w:t>
       </w:r>
     </w:p>
     <w:p>

--- a/Kashyap-Patel-Resume.docx
+++ b/Kashyap-Patel-Resume.docx
@@ -39,7 +39,7 @@
         <w:spacing w:after="100"/>
         <w:jc w:val="center"/>
       </w:pPr>
-      <w:hyperlink w:history="1" r:id="rIdsezcdxu16jxpwcoicnkgk">
+      <w:hyperlink w:history="1" r:id="rIdrcfqwuox5ubbih-px-x6i">
         <w:r>
           <w:rPr>
             <w:rFonts w:ascii="Arial" w:cs="Arial" w:eastAsia="Arial" w:hAnsi="Arial"/>
@@ -59,7 +59,7 @@
         </w:rPr>
         <w:t xml:space="preserve">  |  India  |  </w:t>
       </w:r>
-      <w:hyperlink w:history="1" r:id="rId0xcg-ggmldjqhwjmlqdd2">
+      <w:hyperlink w:history="1" r:id="rIdftsm9dyswz7rc2mkdmphi">
         <w:r>
           <w:rPr>
             <w:rFonts w:ascii="Arial" w:cs="Arial" w:eastAsia="Arial" w:hAnsi="Arial"/>
@@ -79,7 +79,7 @@
         </w:rPr>
         <w:t xml:space="preserve">  |  </w:t>
       </w:r>
-      <w:hyperlink w:history="1" r:id="rIdiyruaenktru9xxz6wtei9">
+      <w:hyperlink w:history="1" r:id="rIdwj5khe75g9sjh6lsk2nup">
         <w:r>
           <w:rPr>
             <w:rFonts w:ascii="Arial" w:cs="Arial" w:eastAsia="Arial" w:hAnsi="Arial"/>
@@ -99,7 +99,7 @@
         </w:rPr>
         <w:t xml:space="preserve">  |  </w:t>
       </w:r>
-      <w:hyperlink w:history="1" r:id="rIdz68hh9t2jsrzoei_ibtwi">
+      <w:hyperlink w:history="1" r:id="rId4wmimpxcqvqtj9hqz5puu">
         <w:r>
           <w:rPr>
             <w:rFonts w:ascii="Arial" w:cs="Arial" w:eastAsia="Arial" w:hAnsi="Arial"/>
@@ -141,7 +141,7 @@
           <w:sz w:val="18"/>
           <w:szCs w:val="18"/>
         </w:rPr>
-        <w:t xml:space="preserve">Results-driven Full-Stack Developer and AI Engineer with 7+ years of experience designing, developing, and deploying scalable web applications and multi-agent AI systems. Expertise in React, Next.js, Node.js, TypeScript, and Three.js across the full software development lifecycle. Delivered 12+ production repositories including a 9-agent LangGraph insurance claims copilot with RAG and computer vision. Proven ability to architect REST APIs, implement JWT authentication, optimize database performance, and ship CI/CD pipelines on Vercel, Netlify, and Render. Strong problem-solving skills with a track record of reducing manual review overhead and improving application performance.</w:t>
+        <w:t xml:space="preserve">Results-driven Full-Stack Developer and AI Engineer with 7+ years of experience designing, developing, and shipping scalable web applications and multi-agent AI systems. Expertise in React, Next.js, Node.js, TypeScript, and Three.js across the full software development lifecycle. Delivered 12+ production repositories including an AI-powered claims adjudication copilot built on LangGraph with retrieval-augmented generation and computer vision. Proven ability to architect REST APIs, implement JWT authentication, optimize database performance, and automate CI/CD pipelines across cloud platforms. Strong problem-solving skills with a track record of reducing manual processing overhead and improving application performance.</w:t>
       </w:r>
     </w:p>
     <w:p>
@@ -348,7 +348,7 @@
           <w:sz w:val="18"/>
           <w:szCs w:val="18"/>
         </w:rPr>
-        <w:t xml:space="preserve">Architected and deployed </w:t>
+        <w:t xml:space="preserve">Architected and shipped </w:t>
       </w:r>
       <w:r>
         <w:rPr>
@@ -368,31 +368,31 @@
           <w:sz w:val="18"/>
           <w:szCs w:val="18"/>
         </w:rPr>
-        <w:t xml:space="preserve">, a 9-agent LangGraph workflow automating insurance claims adjudication, integrating RAG, computer-vision damage assessment, and fraud detection — reducing manual review time by an estimated 60% through cited, traceable AI decisions.</w:t>
-      </w:r>
-    </w:p>
-    <w:p>
-      <w:pPr>
-        <w:spacing w:after="10" w:line="230"/>
-        <w:ind w:left="360" w:hanging="200"/>
-      </w:pPr>
-      <w:r>
-        <w:rPr>
-          <w:rFonts w:ascii="Arial" w:cs="Arial" w:eastAsia="Arial" w:hAnsi="Arial"/>
-          <w:color w:val="0F172A"/>
-          <w:sz w:val="18"/>
-          <w:szCs w:val="18"/>
-        </w:rPr>
-        <w:t xml:space="preserve">•  </w:t>
-      </w:r>
-      <w:r>
-        <w:rPr>
-          <w:rFonts w:ascii="Arial" w:cs="Arial" w:eastAsia="Arial" w:hAnsi="Arial"/>
-          <w:color w:val="0F172A"/>
-          <w:sz w:val="18"/>
-          <w:szCs w:val="18"/>
-        </w:rPr>
-        <w:t xml:space="preserve">Engineered retrieval-augmented generation (RAG) pipelines to query policy documents, achieving explainable AI outputs with source citations for compliance-ready decisioning.</w:t>
+        <w:t xml:space="preserve">, a 9-agent LangGraph workflow automating insurance claims adjudication with retrieval-augmented generation, computer-vision damage assessment, and fraud detection — reducing manual review time by approximately 60% through cited, traceable AI decisions.</w:t>
+      </w:r>
+    </w:p>
+    <w:p>
+      <w:pPr>
+        <w:spacing w:after="10" w:line="230"/>
+        <w:ind w:left="360" w:hanging="200"/>
+      </w:pPr>
+      <w:r>
+        <w:rPr>
+          <w:rFonts w:ascii="Arial" w:cs="Arial" w:eastAsia="Arial" w:hAnsi="Arial"/>
+          <w:color w:val="0F172A"/>
+          <w:sz w:val="18"/>
+          <w:szCs w:val="18"/>
+        </w:rPr>
+        <w:t xml:space="preserve">•  </w:t>
+      </w:r>
+      <w:r>
+        <w:rPr>
+          <w:rFonts w:ascii="Arial" w:cs="Arial" w:eastAsia="Arial" w:hAnsi="Arial"/>
+          <w:color w:val="0F172A"/>
+          <w:sz w:val="18"/>
+          <w:szCs w:val="18"/>
+        </w:rPr>
+        <w:t xml:space="preserve">Built retrieval pipelines to query policy documents, achieving explainable AI outputs with source citations for compliance-ready decisions.</w:t>
       </w:r>
     </w:p>
     <w:p>
@@ -494,7 +494,7 @@
           <w:sz w:val="18"/>
           <w:szCs w:val="18"/>
         </w:rPr>
-        <w:t xml:space="preserve">Built and deployed </w:t>
+        <w:t xml:space="preserve">Built and launched </w:t>
       </w:r>
       <w:r>
         <w:rPr>
@@ -586,7 +586,7 @@
           <w:sz w:val="18"/>
           <w:szCs w:val="18"/>
         </w:rPr>
-        <w:t xml:space="preserve">Configured CI/CD pipelines across Vercel, Netlify, and Render, reducing deployment time from hours to automated push-to-deploy.</w:t>
+        <w:t xml:space="preserve">Configured CI/CD pipelines across multiple cloud platforms, reducing deployment time from hours to minutes via automated push-to-deploy.</w:t>
       </w:r>
     </w:p>
     <w:p>
@@ -688,7 +688,7 @@
           <w:sz w:val="18"/>
           <w:szCs w:val="18"/>
         </w:rPr>
-        <w:t xml:space="preserve">Optimized static site assets deployed via GitHub Pages, achieving sub-2-second load times on mobile networks through lazy loading and minification.</w:t>
+        <w:t xml:space="preserve">Optimized static site assets hosted via GitHub Pages, achieving fast load times on mobile networks through lazy loading and minification.</w:t>
       </w:r>
     </w:p>
     <w:p>
@@ -744,7 +744,7 @@
       <w:pPr>
         <w:spacing w:after="30"/>
       </w:pPr>
-      <w:hyperlink w:history="1" r:id="rIdcewl_loy-fdv6bgquy_7r">
+      <w:hyperlink w:history="1" r:id="rIdcucibq0pzgatvinfgkfgl">
         <w:r>
           <w:rPr>
             <w:rFonts w:ascii="Arial" w:cs="Arial" w:eastAsia="Arial" w:hAnsi="Arial"/>
@@ -764,7 +764,7 @@
         </w:rPr>
         <w:t xml:space="preserve">  |  </w:t>
       </w:r>
-      <w:hyperlink w:history="1" r:id="rIdcxec5ipv9uctj15cbtnw7">
+      <w:hyperlink w:history="1" r:id="rId8aknhezw5swgx2pwsmyx6">
         <w:r>
           <w:rPr>
             <w:rFonts w:ascii="Arial" w:cs="Arial" w:eastAsia="Arial" w:hAnsi="Arial"/>
@@ -797,31 +797,31 @@
           <w:sz w:val="18"/>
           <w:szCs w:val="18"/>
         </w:rPr>
-        <w:t xml:space="preserve">9-agent LangGraph copilot automating insurance claims adjudication with vision-based damage assessment, RAG over policy documents, and fraud detection with cited reasoning.</w:t>
-      </w:r>
-    </w:p>
-    <w:p>
-      <w:pPr>
-        <w:spacing w:after="10" w:line="230"/>
-        <w:ind w:left="360" w:hanging="200"/>
-      </w:pPr>
-      <w:r>
-        <w:rPr>
-          <w:rFonts w:ascii="Arial" w:cs="Arial" w:eastAsia="Arial" w:hAnsi="Arial"/>
-          <w:color w:val="0F172A"/>
-          <w:sz w:val="18"/>
-          <w:szCs w:val="18"/>
-        </w:rPr>
-        <w:t xml:space="preserve">•  </w:t>
-      </w:r>
-      <w:r>
-        <w:rPr>
-          <w:rFonts w:ascii="Arial" w:cs="Arial" w:eastAsia="Arial" w:hAnsi="Arial"/>
-          <w:color w:val="0F172A"/>
-          <w:sz w:val="18"/>
-          <w:szCs w:val="18"/>
-        </w:rPr>
-        <w:t xml:space="preserve">Deployed on Vercel with TypeScript end-to-end; reduced manual adjudication overhead through traceable, explainable AI decisions.</w:t>
+        <w:t xml:space="preserve">Multi-agent AI copilot orchestrating 9 specialized agents for claims processing, using vision-based damage assessment and fraud detection with cited reasoning.</w:t>
+      </w:r>
+    </w:p>
+    <w:p>
+      <w:pPr>
+        <w:spacing w:after="10" w:line="230"/>
+        <w:ind w:left="360" w:hanging="200"/>
+      </w:pPr>
+      <w:r>
+        <w:rPr>
+          <w:rFonts w:ascii="Arial" w:cs="Arial" w:eastAsia="Arial" w:hAnsi="Arial"/>
+          <w:color w:val="0F172A"/>
+          <w:sz w:val="18"/>
+          <w:szCs w:val="18"/>
+        </w:rPr>
+        <w:t xml:space="preserve">•  </w:t>
+      </w:r>
+      <w:r>
+        <w:rPr>
+          <w:rFonts w:ascii="Arial" w:cs="Arial" w:eastAsia="Arial" w:hAnsi="Arial"/>
+          <w:color w:val="0F172A"/>
+          <w:sz w:val="18"/>
+          <w:szCs w:val="18"/>
+        </w:rPr>
+        <w:t xml:space="preserve">Built end-to-end in TypeScript and hosted on Vercel; delivered explainable, audit-ready decisions that cut manual adjudication overhead.</w:t>
       </w:r>
     </w:p>
     <w:p>
@@ -858,7 +858,7 @@
       <w:pPr>
         <w:spacing w:after="30"/>
       </w:pPr>
-      <w:hyperlink w:history="1" r:id="rIdpi7maeiompxu8q9iot1by">
+      <w:hyperlink w:history="1" r:id="rIdpv_it4tmygftosrqkk8kg">
         <w:r>
           <w:rPr>
             <w:rFonts w:ascii="Arial" w:cs="Arial" w:eastAsia="Arial" w:hAnsi="Arial"/>
@@ -878,7 +878,7 @@
         </w:rPr>
         <w:t xml:space="preserve">  |  </w:t>
       </w:r>
-      <w:hyperlink w:history="1" r:id="rId4dp73ytws_p1fautasyrp">
+      <w:hyperlink w:history="1" r:id="rIdz-fr75ho5hxcobkao3be1">
         <w:r>
           <w:rPr>
             <w:rFonts w:ascii="Arial" w:cs="Arial" w:eastAsia="Arial" w:hAnsi="Arial"/>
@@ -911,31 +911,31 @@
           <w:sz w:val="18"/>
           <w:szCs w:val="18"/>
         </w:rPr>
-        <w:t xml:space="preserve">Full-stack MERN travel listings platform with CRUD operations, JWT authentication, geolocation maps, and Cloudinary image upload integration.</w:t>
-      </w:r>
-    </w:p>
-    <w:p>
-      <w:pPr>
-        <w:spacing w:after="10" w:line="230"/>
-        <w:ind w:left="360" w:hanging="200"/>
-      </w:pPr>
-      <w:r>
-        <w:rPr>
-          <w:rFonts w:ascii="Arial" w:cs="Arial" w:eastAsia="Arial" w:hAnsi="Arial"/>
-          <w:color w:val="0F172A"/>
-          <w:sz w:val="18"/>
-          <w:szCs w:val="18"/>
-        </w:rPr>
-        <w:t xml:space="preserve">•  </w:t>
-      </w:r>
-      <w:r>
-        <w:rPr>
-          <w:rFonts w:ascii="Arial" w:cs="Arial" w:eastAsia="Arial" w:hAnsi="Arial"/>
-          <w:color w:val="0F172A"/>
-          <w:sz w:val="18"/>
-          <w:szCs w:val="18"/>
-        </w:rPr>
-        <w:t xml:space="preserve">Implemented session-based auth with Passport.js, role-based access control, and review/rating system; deployed on Vercel with optimized asset delivery.</w:t>
+        <w:t xml:space="preserve">MERN-stack travel listings platform with session-based authentication (Passport.js), role-based access control, and a review/rating system.</w:t>
+      </w:r>
+    </w:p>
+    <w:p>
+      <w:pPr>
+        <w:spacing w:after="10" w:line="230"/>
+        <w:ind w:left="360" w:hanging="200"/>
+      </w:pPr>
+      <w:r>
+        <w:rPr>
+          <w:rFonts w:ascii="Arial" w:cs="Arial" w:eastAsia="Arial" w:hAnsi="Arial"/>
+          <w:color w:val="0F172A"/>
+          <w:sz w:val="18"/>
+          <w:szCs w:val="18"/>
+        </w:rPr>
+        <w:t xml:space="preserve">•  </w:t>
+      </w:r>
+      <w:r>
+        <w:rPr>
+          <w:rFonts w:ascii="Arial" w:cs="Arial" w:eastAsia="Arial" w:hAnsi="Arial"/>
+          <w:color w:val="0F172A"/>
+          <w:sz w:val="18"/>
+          <w:szCs w:val="18"/>
+        </w:rPr>
+        <w:t xml:space="preserve">Integrated Mapbox geolocation and Cloudinary image uploads; optimized for fast asset delivery on Vercel.</w:t>
       </w:r>
     </w:p>
     <w:p>
@@ -1039,7 +1039,7 @@
           <w:sz w:val="18"/>
           <w:szCs w:val="18"/>
         </w:rPr>
-        <w:t xml:space="preserve">End-to-end ownership from architecture to CI/CD on Vercel, Netlify &amp; Render</w:t>
+        <w:t xml:space="preserve">End-to-end ownership from architecture to cloud deployment</w:t>
       </w:r>
     </w:p>
     <w:sectPr>

--- a/Kashyap-Patel-Resume.docx
+++ b/Kashyap-Patel-Resume.docx
@@ -39,7 +39,7 @@
         <w:spacing w:after="100"/>
         <w:jc w:val="center"/>
       </w:pPr>
-      <w:hyperlink w:history="1" r:id="rIdrcfqwuox5ubbih-px-x6i">
+      <w:hyperlink w:history="1" r:id="rIdusbwxd82mwjhib-ds5m_g">
         <w:r>
           <w:rPr>
             <w:rFonts w:ascii="Arial" w:cs="Arial" w:eastAsia="Arial" w:hAnsi="Arial"/>
@@ -57,9 +57,9 @@
           <w:sz w:val="17"/>
           <w:szCs w:val="17"/>
         </w:rPr>
-        <w:t xml:space="preserve">  |  India  |  </w:t>
-      </w:r>
-      <w:hyperlink w:history="1" r:id="rIdftsm9dyswz7rc2mkdmphi">
+        <w:t xml:space="preserve">  |  +91 8780029920  |  India  |  </w:t>
+      </w:r>
+      <w:hyperlink w:history="1" r:id="rIdl_xhl0c6z8-onehhe2ts6">
         <w:r>
           <w:rPr>
             <w:rFonts w:ascii="Arial" w:cs="Arial" w:eastAsia="Arial" w:hAnsi="Arial"/>
@@ -79,7 +79,7 @@
         </w:rPr>
         <w:t xml:space="preserve">  |  </w:t>
       </w:r>
-      <w:hyperlink w:history="1" r:id="rIdwj5khe75g9sjh6lsk2nup">
+      <w:hyperlink w:history="1" r:id="rIdjgxegvy_y3q63ptiuja9t">
         <w:r>
           <w:rPr>
             <w:rFonts w:ascii="Arial" w:cs="Arial" w:eastAsia="Arial" w:hAnsi="Arial"/>
@@ -99,7 +99,7 @@
         </w:rPr>
         <w:t xml:space="preserve">  |  </w:t>
       </w:r>
-      <w:hyperlink w:history="1" r:id="rId4wmimpxcqvqtj9hqz5puu">
+      <w:hyperlink w:history="1" r:id="rIdqnoktlceyfvjazglfz2pu">
         <w:r>
           <w:rPr>
             <w:rFonts w:ascii="Arial" w:cs="Arial" w:eastAsia="Arial" w:hAnsi="Arial"/>
@@ -744,7 +744,7 @@
       <w:pPr>
         <w:spacing w:after="30"/>
       </w:pPr>
-      <w:hyperlink w:history="1" r:id="rIdcucibq0pzgatvinfgkfgl">
+      <w:hyperlink w:history="1" r:id="rIditsofywujqvxp7_oti6_i">
         <w:r>
           <w:rPr>
             <w:rFonts w:ascii="Arial" w:cs="Arial" w:eastAsia="Arial" w:hAnsi="Arial"/>
@@ -764,7 +764,7 @@
         </w:rPr>
         <w:t xml:space="preserve">  |  </w:t>
       </w:r>
-      <w:hyperlink w:history="1" r:id="rId8aknhezw5swgx2pwsmyx6">
+      <w:hyperlink w:history="1" r:id="rIdj86sxz-neczn1i1bzbgkd">
         <w:r>
           <w:rPr>
             <w:rFonts w:ascii="Arial" w:cs="Arial" w:eastAsia="Arial" w:hAnsi="Arial"/>
@@ -858,7 +858,7 @@
       <w:pPr>
         <w:spacing w:after="30"/>
       </w:pPr>
-      <w:hyperlink w:history="1" r:id="rIdpv_it4tmygftosrqkk8kg">
+      <w:hyperlink w:history="1" r:id="rIdxtjvxjvsheshe1ssektqd">
         <w:r>
           <w:rPr>
             <w:rFonts w:ascii="Arial" w:cs="Arial" w:eastAsia="Arial" w:hAnsi="Arial"/>
@@ -878,7 +878,7 @@
         </w:rPr>
         <w:t xml:space="preserve">  |  </w:t>
       </w:r>
-      <w:hyperlink w:history="1" r:id="rIdz-fr75ho5hxcobkao3be1">
+      <w:hyperlink w:history="1" r:id="rIdqrgwu4jiquqs_wcl3euoh">
         <w:r>
           <w:rPr>
             <w:rFonts w:ascii="Arial" w:cs="Arial" w:eastAsia="Arial" w:hAnsi="Arial"/>
